--- a/Docs/TechTask/ТЗ 0.0.10.docx
+++ b/Docs/TechTask/ТЗ 0.0.10.docx
@@ -122,27 +122,53 @@
     </w:p>
     <w:p/>
     <w:p>
-      <w:pPr>
-        <w:rPr>
-          <w:lang w:val="en-US"/>
-        </w:rPr>
-      </w:pPr>
       <w:r>
         <w:t xml:space="preserve">0.0.10.1. </w:t>
       </w:r>
       <w:r>
         <w:t xml:space="preserve">Добавить новую форму </w:t>
       </w:r>
+      <w:proofErr w:type="spellStart"/>
       <w:r>
         <w:rPr>
           <w:lang w:val="en-US"/>
         </w:rPr>
         <w:t>MainForm</w:t>
       </w:r>
+      <w:proofErr w:type="spellEnd"/>
+    </w:p>
+    <w:p>
+      <w:r>
+        <w:t>0.0.10.</w:t>
+      </w:r>
+      <w:r>
+        <w:t>2</w:t>
+      </w:r>
+      <w:r>
+        <w:t>.</w:t>
+      </w:r>
+      <w:r>
+        <w:t xml:space="preserve"> Обработчики меню</w:t>
+      </w:r>
+    </w:p>
+    <w:p>
+      <w:r>
+        <w:t>0.0.10.3. Обработчики кнопок</w:t>
+      </w:r>
+    </w:p>
+    <w:p>
+      <w:r>
+        <w:t>0.0.10.4</w:t>
+      </w:r>
+      <w:r>
+        <w:t>.</w:t>
+      </w:r>
+      <w:r>
+        <w:t xml:space="preserve"> Фоновое обновление расписания</w:t>
+      </w:r>
       <w:bookmarkStart w:id="0" w:name="_GoBack"/>
       <w:bookmarkEnd w:id="0"/>
     </w:p>
-    <w:p/>
     <w:sectPr>
       <w:pgSz w:w="11906" w:h="16838"/>
       <w:pgMar w:top="567" w:right="567" w:bottom="567" w:left="567" w:header="708" w:footer="708" w:gutter="0"/>

--- a/Docs/TechTask/ТЗ 0.0.10.docx
+++ b/Docs/TechTask/ТЗ 0.0.10.docx
@@ -166,6 +166,9 @@
       <w:r>
         <w:t xml:space="preserve"> Фоновое обновление расписания</w:t>
       </w:r>
+    </w:p>
+    <w:p/>
+    <w:p>
       <w:bookmarkStart w:id="0" w:name="_GoBack"/>
       <w:bookmarkEnd w:id="0"/>
     </w:p>
